--- a/THUCTAP/Templates/kehoachbaoduong.docx
+++ b/THUCTAP/Templates/kehoachbaoduong.docx
@@ -140,15 +140,57 @@
                 <w:lang w:eastAsia="en-US"/>
               </w:rPr>
             </w:pPr>
-            <w:r>
-              <w:rPr>
-                <w:rFonts w:asciiTheme="minorHAnsi" w:eastAsia="Calibri" w:hAnsiTheme="minorHAnsi" w:cstheme="minorHAnsi"/>
-                <w:b/>
-                <w:sz w:val="24"/>
-                <w:lang w:eastAsia="en-US"/>
-              </w:rPr>
-              <w:t>Tên thiết bị</w:t>
-            </w:r>
+            <w:proofErr w:type="spellStart"/>
+            <w:r>
+              <w:rPr>
+                <w:rFonts w:asciiTheme="minorHAnsi" w:eastAsia="Calibri" w:hAnsiTheme="minorHAnsi" w:cstheme="minorHAnsi"/>
+                <w:b/>
+                <w:sz w:val="24"/>
+                <w:lang w:eastAsia="en-US"/>
+              </w:rPr>
+              <w:t>Tên</w:t>
+            </w:r>
+            <w:proofErr w:type="spellEnd"/>
+            <w:r>
+              <w:rPr>
+                <w:rFonts w:asciiTheme="minorHAnsi" w:eastAsia="Calibri" w:hAnsiTheme="minorHAnsi" w:cstheme="minorHAnsi"/>
+                <w:b/>
+                <w:sz w:val="24"/>
+                <w:lang w:eastAsia="en-US"/>
+              </w:rPr>
+              <w:t xml:space="preserve"> </w:t>
+            </w:r>
+            <w:proofErr w:type="spellStart"/>
+            <w:r>
+              <w:rPr>
+                <w:rFonts w:asciiTheme="minorHAnsi" w:eastAsia="Calibri" w:hAnsiTheme="minorHAnsi" w:cstheme="minorHAnsi"/>
+                <w:b/>
+                <w:sz w:val="24"/>
+                <w:lang w:eastAsia="en-US"/>
+              </w:rPr>
+              <w:t>thiết</w:t>
+            </w:r>
+            <w:proofErr w:type="spellEnd"/>
+            <w:r>
+              <w:rPr>
+                <w:rFonts w:asciiTheme="minorHAnsi" w:eastAsia="Calibri" w:hAnsiTheme="minorHAnsi" w:cstheme="minorHAnsi"/>
+                <w:b/>
+                <w:sz w:val="24"/>
+                <w:lang w:eastAsia="en-US"/>
+              </w:rPr>
+              <w:t xml:space="preserve"> </w:t>
+            </w:r>
+            <w:proofErr w:type="spellStart"/>
+            <w:r>
+              <w:rPr>
+                <w:rFonts w:asciiTheme="minorHAnsi" w:eastAsia="Calibri" w:hAnsiTheme="minorHAnsi" w:cstheme="minorHAnsi"/>
+                <w:b/>
+                <w:sz w:val="24"/>
+                <w:lang w:eastAsia="en-US"/>
+              </w:rPr>
+              <w:t>bị</w:t>
+            </w:r>
+            <w:proofErr w:type="spellEnd"/>
           </w:p>
         </w:tc>
         <w:tc>
@@ -175,15 +217,57 @@
                 <w:lang w:eastAsia="en-US"/>
               </w:rPr>
             </w:pPr>
-            <w:r>
-              <w:rPr>
-                <w:rFonts w:asciiTheme="minorHAnsi" w:eastAsia="Calibri" w:hAnsiTheme="minorHAnsi" w:cstheme="minorHAnsi"/>
-                <w:b/>
-                <w:sz w:val="24"/>
-                <w:lang w:eastAsia="en-US"/>
-              </w:rPr>
-              <w:t>Mã thiết bị</w:t>
-            </w:r>
+            <w:proofErr w:type="spellStart"/>
+            <w:r>
+              <w:rPr>
+                <w:rFonts w:asciiTheme="minorHAnsi" w:eastAsia="Calibri" w:hAnsiTheme="minorHAnsi" w:cstheme="minorHAnsi"/>
+                <w:b/>
+                <w:sz w:val="24"/>
+                <w:lang w:eastAsia="en-US"/>
+              </w:rPr>
+              <w:t>Mã</w:t>
+            </w:r>
+            <w:proofErr w:type="spellEnd"/>
+            <w:r>
+              <w:rPr>
+                <w:rFonts w:asciiTheme="minorHAnsi" w:eastAsia="Calibri" w:hAnsiTheme="minorHAnsi" w:cstheme="minorHAnsi"/>
+                <w:b/>
+                <w:sz w:val="24"/>
+                <w:lang w:eastAsia="en-US"/>
+              </w:rPr>
+              <w:t xml:space="preserve"> </w:t>
+            </w:r>
+            <w:proofErr w:type="spellStart"/>
+            <w:r>
+              <w:rPr>
+                <w:rFonts w:asciiTheme="minorHAnsi" w:eastAsia="Calibri" w:hAnsiTheme="minorHAnsi" w:cstheme="minorHAnsi"/>
+                <w:b/>
+                <w:sz w:val="24"/>
+                <w:lang w:eastAsia="en-US"/>
+              </w:rPr>
+              <w:t>thiết</w:t>
+            </w:r>
+            <w:proofErr w:type="spellEnd"/>
+            <w:r>
+              <w:rPr>
+                <w:rFonts w:asciiTheme="minorHAnsi" w:eastAsia="Calibri" w:hAnsiTheme="minorHAnsi" w:cstheme="minorHAnsi"/>
+                <w:b/>
+                <w:sz w:val="24"/>
+                <w:lang w:eastAsia="en-US"/>
+              </w:rPr>
+              <w:t xml:space="preserve"> </w:t>
+            </w:r>
+            <w:proofErr w:type="spellStart"/>
+            <w:r>
+              <w:rPr>
+                <w:rFonts w:asciiTheme="minorHAnsi" w:eastAsia="Calibri" w:hAnsiTheme="minorHAnsi" w:cstheme="minorHAnsi"/>
+                <w:b/>
+                <w:sz w:val="24"/>
+                <w:lang w:eastAsia="en-US"/>
+              </w:rPr>
+              <w:t>bị</w:t>
+            </w:r>
+            <w:proofErr w:type="spellEnd"/>
           </w:p>
         </w:tc>
         <w:tc>
@@ -210,14 +294,25 @@
                 <w:lang w:eastAsia="en-US"/>
               </w:rPr>
             </w:pPr>
-            <w:r>
-              <w:rPr>
-                <w:rFonts w:asciiTheme="minorHAnsi" w:eastAsia="Calibri" w:hAnsiTheme="minorHAnsi" w:cstheme="minorHAnsi"/>
-                <w:b/>
-                <w:sz w:val="24"/>
-                <w:lang w:eastAsia="en-US"/>
-              </w:rPr>
-              <w:t xml:space="preserve">Nội dung </w:t>
+            <w:proofErr w:type="spellStart"/>
+            <w:r>
+              <w:rPr>
+                <w:rFonts w:asciiTheme="minorHAnsi" w:eastAsia="Calibri" w:hAnsiTheme="minorHAnsi" w:cstheme="minorHAnsi"/>
+                <w:b/>
+                <w:sz w:val="24"/>
+                <w:lang w:eastAsia="en-US"/>
+              </w:rPr>
+              <w:t>Nội</w:t>
+            </w:r>
+            <w:proofErr w:type="spellEnd"/>
+            <w:r>
+              <w:rPr>
+                <w:rFonts w:asciiTheme="minorHAnsi" w:eastAsia="Calibri" w:hAnsiTheme="minorHAnsi" w:cstheme="minorHAnsi"/>
+                <w:b/>
+                <w:sz w:val="24"/>
+                <w:lang w:eastAsia="en-US"/>
+              </w:rPr>
+              <w:t xml:space="preserve"> dung </w:t>
             </w:r>
           </w:p>
           <w:p>
@@ -232,15 +327,37 @@
                 <w:lang w:eastAsia="en-US"/>
               </w:rPr>
             </w:pPr>
-            <w:r>
-              <w:rPr>
-                <w:rFonts w:asciiTheme="minorHAnsi" w:eastAsia="Calibri" w:hAnsiTheme="minorHAnsi" w:cstheme="minorHAnsi"/>
-                <w:b/>
-                <w:sz w:val="24"/>
-                <w:lang w:eastAsia="en-US"/>
-              </w:rPr>
-              <w:t>thực hiện</w:t>
-            </w:r>
+            <w:proofErr w:type="spellStart"/>
+            <w:r>
+              <w:rPr>
+                <w:rFonts w:asciiTheme="minorHAnsi" w:eastAsia="Calibri" w:hAnsiTheme="minorHAnsi" w:cstheme="minorHAnsi"/>
+                <w:b/>
+                <w:sz w:val="24"/>
+                <w:lang w:eastAsia="en-US"/>
+              </w:rPr>
+              <w:t>thực</w:t>
+            </w:r>
+            <w:proofErr w:type="spellEnd"/>
+            <w:r>
+              <w:rPr>
+                <w:rFonts w:asciiTheme="minorHAnsi" w:eastAsia="Calibri" w:hAnsiTheme="minorHAnsi" w:cstheme="minorHAnsi"/>
+                <w:b/>
+                <w:sz w:val="24"/>
+                <w:lang w:eastAsia="en-US"/>
+              </w:rPr>
+              <w:t xml:space="preserve"> </w:t>
+            </w:r>
+            <w:proofErr w:type="spellStart"/>
+            <w:r>
+              <w:rPr>
+                <w:rFonts w:asciiTheme="minorHAnsi" w:eastAsia="Calibri" w:hAnsiTheme="minorHAnsi" w:cstheme="minorHAnsi"/>
+                <w:b/>
+                <w:sz w:val="24"/>
+                <w:lang w:eastAsia="en-US"/>
+              </w:rPr>
+              <w:t>hiện</w:t>
+            </w:r>
+            <w:proofErr w:type="spellEnd"/>
           </w:p>
         </w:tc>
         <w:tc>
@@ -268,14 +385,105 @@
                 <w:lang w:eastAsia="en-US"/>
               </w:rPr>
             </w:pPr>
-            <w:r>
-              <w:rPr>
-                <w:rFonts w:asciiTheme="minorHAnsi" w:eastAsia="Calibri" w:hAnsiTheme="minorHAnsi" w:cstheme="minorHAnsi"/>
-                <w:b/>
-                <w:sz w:val="24"/>
-                <w:lang w:eastAsia="en-US"/>
-              </w:rPr>
-              <w:t>Thời gian thực hiện (tháng)</w:t>
+            <w:proofErr w:type="spellStart"/>
+            <w:r>
+              <w:rPr>
+                <w:rFonts w:asciiTheme="minorHAnsi" w:eastAsia="Calibri" w:hAnsiTheme="minorHAnsi" w:cstheme="minorHAnsi"/>
+                <w:b/>
+                <w:sz w:val="24"/>
+                <w:lang w:eastAsia="en-US"/>
+              </w:rPr>
+              <w:t>Thời</w:t>
+            </w:r>
+            <w:proofErr w:type="spellEnd"/>
+            <w:r>
+              <w:rPr>
+                <w:rFonts w:asciiTheme="minorHAnsi" w:eastAsia="Calibri" w:hAnsiTheme="minorHAnsi" w:cstheme="minorHAnsi"/>
+                <w:b/>
+                <w:sz w:val="24"/>
+                <w:lang w:eastAsia="en-US"/>
+              </w:rPr>
+              <w:t xml:space="preserve"> </w:t>
+            </w:r>
+            <w:proofErr w:type="spellStart"/>
+            <w:r>
+              <w:rPr>
+                <w:rFonts w:asciiTheme="minorHAnsi" w:eastAsia="Calibri" w:hAnsiTheme="minorHAnsi" w:cstheme="minorHAnsi"/>
+                <w:b/>
+                <w:sz w:val="24"/>
+                <w:lang w:eastAsia="en-US"/>
+              </w:rPr>
+              <w:t>gian</w:t>
+            </w:r>
+            <w:proofErr w:type="spellEnd"/>
+            <w:r>
+              <w:rPr>
+                <w:rFonts w:asciiTheme="minorHAnsi" w:eastAsia="Calibri" w:hAnsiTheme="minorHAnsi" w:cstheme="minorHAnsi"/>
+                <w:b/>
+                <w:sz w:val="24"/>
+                <w:lang w:eastAsia="en-US"/>
+              </w:rPr>
+              <w:t xml:space="preserve"> </w:t>
+            </w:r>
+            <w:proofErr w:type="spellStart"/>
+            <w:r>
+              <w:rPr>
+                <w:rFonts w:asciiTheme="minorHAnsi" w:eastAsia="Calibri" w:hAnsiTheme="minorHAnsi" w:cstheme="minorHAnsi"/>
+                <w:b/>
+                <w:sz w:val="24"/>
+                <w:lang w:eastAsia="en-US"/>
+              </w:rPr>
+              <w:t>thực</w:t>
+            </w:r>
+            <w:proofErr w:type="spellEnd"/>
+            <w:r>
+              <w:rPr>
+                <w:rFonts w:asciiTheme="minorHAnsi" w:eastAsia="Calibri" w:hAnsiTheme="minorHAnsi" w:cstheme="minorHAnsi"/>
+                <w:b/>
+                <w:sz w:val="24"/>
+                <w:lang w:eastAsia="en-US"/>
+              </w:rPr>
+              <w:t xml:space="preserve"> </w:t>
+            </w:r>
+            <w:proofErr w:type="spellStart"/>
+            <w:r>
+              <w:rPr>
+                <w:rFonts w:asciiTheme="minorHAnsi" w:eastAsia="Calibri" w:hAnsiTheme="minorHAnsi" w:cstheme="minorHAnsi"/>
+                <w:b/>
+                <w:sz w:val="24"/>
+                <w:lang w:eastAsia="en-US"/>
+              </w:rPr>
+              <w:t>hiện</w:t>
+            </w:r>
+            <w:proofErr w:type="spellEnd"/>
+            <w:r>
+              <w:rPr>
+                <w:rFonts w:asciiTheme="minorHAnsi" w:eastAsia="Calibri" w:hAnsiTheme="minorHAnsi" w:cstheme="minorHAnsi"/>
+                <w:b/>
+                <w:sz w:val="24"/>
+                <w:lang w:eastAsia="en-US"/>
+              </w:rPr>
+              <w:t xml:space="preserve"> (</w:t>
+            </w:r>
+            <w:proofErr w:type="spellStart"/>
+            <w:r>
+              <w:rPr>
+                <w:rFonts w:asciiTheme="minorHAnsi" w:eastAsia="Calibri" w:hAnsiTheme="minorHAnsi" w:cstheme="minorHAnsi"/>
+                <w:b/>
+                <w:sz w:val="24"/>
+                <w:lang w:eastAsia="en-US"/>
+              </w:rPr>
+              <w:t>tháng</w:t>
+            </w:r>
+            <w:proofErr w:type="spellEnd"/>
+            <w:r>
+              <w:rPr>
+                <w:rFonts w:asciiTheme="minorHAnsi" w:eastAsia="Calibri" w:hAnsiTheme="minorHAnsi" w:cstheme="minorHAnsi"/>
+                <w:b/>
+                <w:sz w:val="24"/>
+                <w:lang w:eastAsia="en-US"/>
+              </w:rPr>
+              <w:t>)</w:t>
             </w:r>
           </w:p>
         </w:tc>
@@ -303,14 +511,25 @@
                 <w:lang w:eastAsia="en-US"/>
               </w:rPr>
             </w:pPr>
-            <w:r>
-              <w:rPr>
-                <w:rFonts w:asciiTheme="minorHAnsi" w:eastAsia="Calibri" w:hAnsiTheme="minorHAnsi" w:cstheme="minorHAnsi"/>
-                <w:b/>
-                <w:sz w:val="24"/>
-                <w:lang w:eastAsia="en-US"/>
-              </w:rPr>
-              <w:t xml:space="preserve">Nơi </w:t>
+            <w:proofErr w:type="spellStart"/>
+            <w:r>
+              <w:rPr>
+                <w:rFonts w:asciiTheme="minorHAnsi" w:eastAsia="Calibri" w:hAnsiTheme="minorHAnsi" w:cstheme="minorHAnsi"/>
+                <w:b/>
+                <w:sz w:val="24"/>
+                <w:lang w:eastAsia="en-US"/>
+              </w:rPr>
+              <w:t>Nơi</w:t>
+            </w:r>
+            <w:proofErr w:type="spellEnd"/>
+            <w:r>
+              <w:rPr>
+                <w:rFonts w:asciiTheme="minorHAnsi" w:eastAsia="Calibri" w:hAnsiTheme="minorHAnsi" w:cstheme="minorHAnsi"/>
+                <w:b/>
+                <w:sz w:val="24"/>
+                <w:lang w:eastAsia="en-US"/>
+              </w:rPr>
+              <w:t xml:space="preserve"> </w:t>
             </w:r>
           </w:p>
           <w:p>
@@ -325,15 +544,37 @@
                 <w:lang w:eastAsia="en-US"/>
               </w:rPr>
             </w:pPr>
-            <w:r>
-              <w:rPr>
-                <w:rFonts w:asciiTheme="minorHAnsi" w:eastAsia="Calibri" w:hAnsiTheme="minorHAnsi" w:cstheme="minorHAnsi"/>
-                <w:b/>
-                <w:sz w:val="24"/>
-                <w:lang w:eastAsia="en-US"/>
-              </w:rPr>
-              <w:t>thực hiện</w:t>
-            </w:r>
+            <w:proofErr w:type="spellStart"/>
+            <w:r>
+              <w:rPr>
+                <w:rFonts w:asciiTheme="minorHAnsi" w:eastAsia="Calibri" w:hAnsiTheme="minorHAnsi" w:cstheme="minorHAnsi"/>
+                <w:b/>
+                <w:sz w:val="24"/>
+                <w:lang w:eastAsia="en-US"/>
+              </w:rPr>
+              <w:t>thực</w:t>
+            </w:r>
+            <w:proofErr w:type="spellEnd"/>
+            <w:r>
+              <w:rPr>
+                <w:rFonts w:asciiTheme="minorHAnsi" w:eastAsia="Calibri" w:hAnsiTheme="minorHAnsi" w:cstheme="minorHAnsi"/>
+                <w:b/>
+                <w:sz w:val="24"/>
+                <w:lang w:eastAsia="en-US"/>
+              </w:rPr>
+              <w:t xml:space="preserve"> </w:t>
+            </w:r>
+            <w:proofErr w:type="spellStart"/>
+            <w:r>
+              <w:rPr>
+                <w:rFonts w:asciiTheme="minorHAnsi" w:eastAsia="Calibri" w:hAnsiTheme="minorHAnsi" w:cstheme="minorHAnsi"/>
+                <w:b/>
+                <w:sz w:val="24"/>
+                <w:lang w:eastAsia="en-US"/>
+              </w:rPr>
+              <w:t>hiện</w:t>
+            </w:r>
+            <w:proofErr w:type="spellEnd"/>
           </w:p>
         </w:tc>
         <w:tc>
@@ -360,15 +601,37 @@
                 <w:lang w:eastAsia="en-US"/>
               </w:rPr>
             </w:pPr>
-            <w:r>
-              <w:rPr>
-                <w:rFonts w:asciiTheme="minorHAnsi" w:eastAsia="Calibri" w:hAnsiTheme="minorHAnsi" w:cstheme="minorHAnsi"/>
-                <w:b/>
-                <w:sz w:val="24"/>
-                <w:lang w:eastAsia="en-US"/>
-              </w:rPr>
-              <w:t>Ghi chú</w:t>
-            </w:r>
+            <w:proofErr w:type="spellStart"/>
+            <w:r>
+              <w:rPr>
+                <w:rFonts w:asciiTheme="minorHAnsi" w:eastAsia="Calibri" w:hAnsiTheme="minorHAnsi" w:cstheme="minorHAnsi"/>
+                <w:b/>
+                <w:sz w:val="24"/>
+                <w:lang w:eastAsia="en-US"/>
+              </w:rPr>
+              <w:t>Ghi</w:t>
+            </w:r>
+            <w:proofErr w:type="spellEnd"/>
+            <w:r>
+              <w:rPr>
+                <w:rFonts w:asciiTheme="minorHAnsi" w:eastAsia="Calibri" w:hAnsiTheme="minorHAnsi" w:cstheme="minorHAnsi"/>
+                <w:b/>
+                <w:sz w:val="24"/>
+                <w:lang w:eastAsia="en-US"/>
+              </w:rPr>
+              <w:t xml:space="preserve"> </w:t>
+            </w:r>
+            <w:proofErr w:type="spellStart"/>
+            <w:r>
+              <w:rPr>
+                <w:rFonts w:asciiTheme="minorHAnsi" w:eastAsia="Calibri" w:hAnsiTheme="minorHAnsi" w:cstheme="minorHAnsi"/>
+                <w:b/>
+                <w:sz w:val="24"/>
+                <w:lang w:eastAsia="en-US"/>
+              </w:rPr>
+              <w:t>chú</w:t>
+            </w:r>
+            <w:proofErr w:type="spellEnd"/>
           </w:p>
         </w:tc>
       </w:tr>
@@ -992,7 +1255,25 @@
                 <w:sz w:val="24"/>
                 <w:lang w:eastAsia="en-US"/>
               </w:rPr>
-              <w:t>{{item.stt}}</w:t>
+              <w:t>{{</w:t>
+            </w:r>
+            <w:proofErr w:type="spellStart"/>
+            <w:r>
+              <w:rPr>
+                <w:rFonts w:asciiTheme="minorHAnsi" w:eastAsia="Calibri" w:hAnsiTheme="minorHAnsi" w:cstheme="minorHAnsi"/>
+                <w:sz w:val="24"/>
+                <w:lang w:eastAsia="en-US"/>
+              </w:rPr>
+              <w:t>item.stt</w:t>
+            </w:r>
+            <w:proofErr w:type="spellEnd"/>
+            <w:r>
+              <w:rPr>
+                <w:rFonts w:asciiTheme="minorHAnsi" w:eastAsia="Calibri" w:hAnsiTheme="minorHAnsi" w:cstheme="minorHAnsi"/>
+                <w:sz w:val="24"/>
+                <w:lang w:eastAsia="en-US"/>
+              </w:rPr>
+              <w:t>}}</w:t>
             </w:r>
           </w:p>
         </w:tc>
@@ -1024,7 +1305,27 @@
                 <w:sz w:val="24"/>
                 <w:lang w:eastAsia="en-US"/>
               </w:rPr>
-              <w:t>{{item.equipmentName}}</w:t>
+              <w:t>{{</w:t>
+            </w:r>
+            <w:proofErr w:type="spellStart"/>
+            <w:proofErr w:type="gramStart"/>
+            <w:r>
+              <w:rPr>
+                <w:rFonts w:asciiTheme="minorHAnsi" w:eastAsia="Calibri" w:hAnsiTheme="minorHAnsi" w:cstheme="minorHAnsi"/>
+                <w:sz w:val="24"/>
+                <w:lang w:eastAsia="en-US"/>
+              </w:rPr>
+              <w:t>item.equipmentName</w:t>
+            </w:r>
+            <w:proofErr w:type="spellEnd"/>
+            <w:proofErr w:type="gramEnd"/>
+            <w:r>
+              <w:rPr>
+                <w:rFonts w:asciiTheme="minorHAnsi" w:eastAsia="Calibri" w:hAnsiTheme="minorHAnsi" w:cstheme="minorHAnsi"/>
+                <w:sz w:val="24"/>
+                <w:lang w:eastAsia="en-US"/>
+              </w:rPr>
+              <w:t>}}</w:t>
             </w:r>
           </w:p>
         </w:tc>
@@ -1056,7 +1357,27 @@
                 <w:sz w:val="24"/>
                 <w:lang w:eastAsia="en-US"/>
               </w:rPr>
-              <w:t>{{item.equipmentCode}}</w:t>
+              <w:t>{{</w:t>
+            </w:r>
+            <w:proofErr w:type="spellStart"/>
+            <w:proofErr w:type="gramStart"/>
+            <w:r>
+              <w:rPr>
+                <w:rFonts w:asciiTheme="minorHAnsi" w:eastAsia="Calibri" w:hAnsiTheme="minorHAnsi" w:cstheme="minorHAnsi"/>
+                <w:sz w:val="24"/>
+                <w:lang w:eastAsia="en-US"/>
+              </w:rPr>
+              <w:t>item.equipmentCode</w:t>
+            </w:r>
+            <w:proofErr w:type="spellEnd"/>
+            <w:proofErr w:type="gramEnd"/>
+            <w:r>
+              <w:rPr>
+                <w:rFonts w:asciiTheme="minorHAnsi" w:eastAsia="Calibri" w:hAnsiTheme="minorHAnsi" w:cstheme="minorHAnsi"/>
+                <w:sz w:val="24"/>
+                <w:lang w:eastAsia="en-US"/>
+              </w:rPr>
+              <w:t>}}</w:t>
             </w:r>
           </w:p>
         </w:tc>
@@ -1088,7 +1409,27 @@
                 <w:sz w:val="24"/>
                 <w:lang w:eastAsia="en-US"/>
               </w:rPr>
-              <w:t>{{item.Task}}</w:t>
+              <w:t>{{</w:t>
+            </w:r>
+            <w:proofErr w:type="spellStart"/>
+            <w:proofErr w:type="gramStart"/>
+            <w:r>
+              <w:rPr>
+                <w:rFonts w:asciiTheme="minorHAnsi" w:eastAsia="Calibri" w:hAnsiTheme="minorHAnsi" w:cstheme="minorHAnsi"/>
+                <w:sz w:val="24"/>
+                <w:lang w:eastAsia="en-US"/>
+              </w:rPr>
+              <w:t>item.Task</w:t>
+            </w:r>
+            <w:proofErr w:type="spellEnd"/>
+            <w:proofErr w:type="gramEnd"/>
+            <w:r>
+              <w:rPr>
+                <w:rFonts w:asciiTheme="minorHAnsi" w:eastAsia="Calibri" w:hAnsiTheme="minorHAnsi" w:cstheme="minorHAnsi"/>
+                <w:sz w:val="24"/>
+                <w:lang w:eastAsia="en-US"/>
+              </w:rPr>
+              <w:t>}}</w:t>
             </w:r>
           </w:p>
         </w:tc>
@@ -1665,7 +2006,27 @@
                 <w:sz w:val="24"/>
                 <w:lang w:eastAsia="en-US"/>
               </w:rPr>
-              <w:t>{{item.location}}</w:t>
+              <w:t>{{</w:t>
+            </w:r>
+            <w:proofErr w:type="spellStart"/>
+            <w:proofErr w:type="gramStart"/>
+            <w:r>
+              <w:rPr>
+                <w:rFonts w:asciiTheme="minorHAnsi" w:eastAsia="Calibri" w:hAnsiTheme="minorHAnsi" w:cstheme="minorHAnsi"/>
+                <w:sz w:val="24"/>
+                <w:lang w:eastAsia="en-US"/>
+              </w:rPr>
+              <w:t>item.location</w:t>
+            </w:r>
+            <w:proofErr w:type="spellEnd"/>
+            <w:proofErr w:type="gramEnd"/>
+            <w:r>
+              <w:rPr>
+                <w:rFonts w:asciiTheme="minorHAnsi" w:eastAsia="Calibri" w:hAnsiTheme="minorHAnsi" w:cstheme="minorHAnsi"/>
+                <w:sz w:val="24"/>
+                <w:lang w:eastAsia="en-US"/>
+              </w:rPr>
+              <w:t>}}</w:t>
             </w:r>
           </w:p>
         </w:tc>
@@ -1697,7 +2058,27 @@
                 <w:sz w:val="24"/>
                 <w:lang w:eastAsia="en-US"/>
               </w:rPr>
-              <w:t>{{item.note}}</w:t>
+              <w:t>{{</w:t>
+            </w:r>
+            <w:proofErr w:type="spellStart"/>
+            <w:proofErr w:type="gramStart"/>
+            <w:r>
+              <w:rPr>
+                <w:rFonts w:asciiTheme="minorHAnsi" w:eastAsia="Calibri" w:hAnsiTheme="minorHAnsi" w:cstheme="minorHAnsi"/>
+                <w:sz w:val="24"/>
+                <w:lang w:eastAsia="en-US"/>
+              </w:rPr>
+              <w:t>item.note</w:t>
+            </w:r>
+            <w:proofErr w:type="spellEnd"/>
+            <w:proofErr w:type="gramEnd"/>
+            <w:r>
+              <w:rPr>
+                <w:rFonts w:asciiTheme="minorHAnsi" w:eastAsia="Calibri" w:hAnsiTheme="minorHAnsi" w:cstheme="minorHAnsi"/>
+                <w:sz w:val="24"/>
+                <w:lang w:eastAsia="en-US"/>
+              </w:rPr>
+              <w:t>}}</w:t>
             </w:r>
           </w:p>
         </w:tc>
@@ -1745,15 +2126,57 @@
                 <w:lang w:eastAsia="en-US"/>
               </w:rPr>
             </w:pPr>
-            <w:r>
-              <w:rPr>
-                <w:rFonts w:asciiTheme="minorHAnsi" w:eastAsia="Calibri" w:hAnsiTheme="minorHAnsi" w:cstheme="minorHAnsi"/>
-                <w:b/>
-                <w:sz w:val="24"/>
-                <w:lang w:eastAsia="en-US"/>
-              </w:rPr>
-              <w:t>Người phê duyệt</w:t>
-            </w:r>
+            <w:proofErr w:type="spellStart"/>
+            <w:r>
+              <w:rPr>
+                <w:rFonts w:asciiTheme="minorHAnsi" w:eastAsia="Calibri" w:hAnsiTheme="minorHAnsi" w:cstheme="minorHAnsi"/>
+                <w:b/>
+                <w:sz w:val="24"/>
+                <w:lang w:eastAsia="en-US"/>
+              </w:rPr>
+              <w:t>Người</w:t>
+            </w:r>
+            <w:proofErr w:type="spellEnd"/>
+            <w:r>
+              <w:rPr>
+                <w:rFonts w:asciiTheme="minorHAnsi" w:eastAsia="Calibri" w:hAnsiTheme="minorHAnsi" w:cstheme="minorHAnsi"/>
+                <w:b/>
+                <w:sz w:val="24"/>
+                <w:lang w:eastAsia="en-US"/>
+              </w:rPr>
+              <w:t xml:space="preserve"> </w:t>
+            </w:r>
+            <w:proofErr w:type="spellStart"/>
+            <w:r>
+              <w:rPr>
+                <w:rFonts w:asciiTheme="minorHAnsi" w:eastAsia="Calibri" w:hAnsiTheme="minorHAnsi" w:cstheme="minorHAnsi"/>
+                <w:b/>
+                <w:sz w:val="24"/>
+                <w:lang w:eastAsia="en-US"/>
+              </w:rPr>
+              <w:t>phê</w:t>
+            </w:r>
+            <w:proofErr w:type="spellEnd"/>
+            <w:r>
+              <w:rPr>
+                <w:rFonts w:asciiTheme="minorHAnsi" w:eastAsia="Calibri" w:hAnsiTheme="minorHAnsi" w:cstheme="minorHAnsi"/>
+                <w:b/>
+                <w:sz w:val="24"/>
+                <w:lang w:eastAsia="en-US"/>
+              </w:rPr>
+              <w:t xml:space="preserve"> </w:t>
+            </w:r>
+            <w:proofErr w:type="spellStart"/>
+            <w:r>
+              <w:rPr>
+                <w:rFonts w:asciiTheme="minorHAnsi" w:eastAsia="Calibri" w:hAnsiTheme="minorHAnsi" w:cstheme="minorHAnsi"/>
+                <w:b/>
+                <w:sz w:val="24"/>
+                <w:lang w:eastAsia="en-US"/>
+              </w:rPr>
+              <w:t>duyệt</w:t>
+            </w:r>
+            <w:proofErr w:type="spellEnd"/>
           </w:p>
           <w:p>
             <w:pPr>
@@ -1774,7 +2197,27 @@
                 <w:sz w:val="24"/>
                 <w:lang w:eastAsia="en-US"/>
               </w:rPr>
-              <w:t>{{approverName}}</w:t>
+              <w:t>{{</w:t>
+            </w:r>
+            <w:proofErr w:type="spellStart"/>
+            <w:r>
+              <w:rPr>
+                <w:rFonts w:asciiTheme="minorHAnsi" w:eastAsia="Calibri" w:hAnsiTheme="minorHAnsi" w:cstheme="minorHAnsi"/>
+                <w:b/>
+                <w:sz w:val="24"/>
+                <w:lang w:eastAsia="en-US"/>
+              </w:rPr>
+              <w:t>approverName</w:t>
+            </w:r>
+            <w:proofErr w:type="spellEnd"/>
+            <w:r>
+              <w:rPr>
+                <w:rFonts w:asciiTheme="minorHAnsi" w:eastAsia="Calibri" w:hAnsiTheme="minorHAnsi" w:cstheme="minorHAnsi"/>
+                <w:b/>
+                <w:sz w:val="24"/>
+                <w:lang w:eastAsia="en-US"/>
+              </w:rPr>
+              <w:t>}}</w:t>
             </w:r>
           </w:p>
         </w:tc>
@@ -1798,6 +2241,7 @@
                 <w:lang w:eastAsia="en-US"/>
               </w:rPr>
             </w:pPr>
+            <w:proofErr w:type="spellStart"/>
             <w:r>
               <w:rPr>
                 <w:rFonts w:asciiTheme="minorHAnsi" w:eastAsia="Calibri" w:hAnsiTheme="minorHAnsi" w:cstheme="minorHAnsi"/>
@@ -1805,35 +2249,68 @@
                 <w:sz w:val="24"/>
                 <w:lang w:val="es-MX" w:eastAsia="en-US"/>
               </w:rPr>
-              <w:t xml:space="preserve">ngày </w:t>
-            </w:r>
+              <w:t>ngày</w:t>
+            </w:r>
+            <w:proofErr w:type="spellEnd"/>
             <w:r>
               <w:rPr>
                 <w:rFonts w:asciiTheme="minorHAnsi" w:eastAsia="Calibri" w:hAnsiTheme="minorHAnsi" w:cstheme="minorHAnsi"/>
                 <w:i/>
                 <w:sz w:val="24"/>
-                <w:lang w:eastAsia="en-US"/>
-              </w:rPr>
-              <w:t>{{day}}</w:t>
+                <w:lang w:val="es-MX" w:eastAsia="en-US"/>
+              </w:rPr>
+              <w:t xml:space="preserve"> </w:t>
             </w:r>
             <w:r>
               <w:rPr>
                 <w:rFonts w:asciiTheme="minorHAnsi" w:eastAsia="Calibri" w:hAnsiTheme="minorHAnsi" w:cstheme="minorHAnsi"/>
                 <w:i/>
                 <w:sz w:val="24"/>
+                <w:lang w:eastAsia="en-US"/>
+              </w:rPr>
+              <w:t>{{day</w:t>
+            </w:r>
+            <w:proofErr w:type="gramStart"/>
+            <w:r>
+              <w:rPr>
+                <w:rFonts w:asciiTheme="minorHAnsi" w:eastAsia="Calibri" w:hAnsiTheme="minorHAnsi" w:cstheme="minorHAnsi"/>
+                <w:i/>
+                <w:sz w:val="24"/>
+                <w:lang w:eastAsia="en-US"/>
+              </w:rPr>
+              <w:t>}}</w:t>
+            </w:r>
+            <w:proofErr w:type="spellStart"/>
+            <w:r>
+              <w:rPr>
+                <w:rFonts w:asciiTheme="minorHAnsi" w:eastAsia="Calibri" w:hAnsiTheme="minorHAnsi" w:cstheme="minorHAnsi"/>
+                <w:i/>
+                <w:sz w:val="24"/>
                 <w:lang w:val="es-MX" w:eastAsia="en-US"/>
               </w:rPr>
-              <w:t xml:space="preserve">tháng </w:t>
-            </w:r>
+              <w:t>tháng</w:t>
+            </w:r>
+            <w:proofErr w:type="spellEnd"/>
+            <w:proofErr w:type="gramEnd"/>
             <w:r>
               <w:rPr>
                 <w:rFonts w:asciiTheme="minorHAnsi" w:eastAsia="Calibri" w:hAnsiTheme="minorHAnsi" w:cstheme="minorHAnsi"/>
                 <w:i/>
                 <w:sz w:val="24"/>
+                <w:lang w:val="es-MX" w:eastAsia="en-US"/>
+              </w:rPr>
+              <w:t xml:space="preserve"> </w:t>
+            </w:r>
+            <w:r>
+              <w:rPr>
+                <w:rFonts w:asciiTheme="minorHAnsi" w:eastAsia="Calibri" w:hAnsiTheme="minorHAnsi" w:cstheme="minorHAnsi"/>
+                <w:i/>
+                <w:sz w:val="24"/>
                 <w:lang w:eastAsia="en-US"/>
               </w:rPr>
               <w:t>{{month}}</w:t>
             </w:r>
+            <w:proofErr w:type="spellStart"/>
             <w:r>
               <w:rPr>
                 <w:rFonts w:asciiTheme="minorHAnsi" w:eastAsia="Calibri" w:hAnsiTheme="minorHAnsi" w:cstheme="minorHAnsi"/>
@@ -1841,16 +2318,46 @@
                 <w:sz w:val="24"/>
                 <w:lang w:val="es-MX" w:eastAsia="en-US"/>
               </w:rPr>
-              <w:t xml:space="preserve">năm </w:t>
-            </w:r>
+              <w:t>năm</w:t>
+            </w:r>
+            <w:proofErr w:type="spellEnd"/>
             <w:r>
               <w:rPr>
                 <w:rFonts w:asciiTheme="minorHAnsi" w:eastAsia="Calibri" w:hAnsiTheme="minorHAnsi" w:cstheme="minorHAnsi"/>
                 <w:i/>
                 <w:sz w:val="24"/>
-                <w:lang w:eastAsia="en-US"/>
-              </w:rPr>
-              <w:t>{{yearNow}}</w:t>
+                <w:lang w:val="es-MX" w:eastAsia="en-US"/>
+              </w:rPr>
+              <w:t xml:space="preserve"> </w:t>
+            </w:r>
+            <w:r>
+              <w:rPr>
+                <w:rFonts w:asciiTheme="minorHAnsi" w:eastAsia="Calibri" w:hAnsiTheme="minorHAnsi" w:cstheme="minorHAnsi"/>
+                <w:i/>
+                <w:sz w:val="24"/>
+                <w:lang w:eastAsia="en-US"/>
+              </w:rPr>
+              <w:t>{{</w:t>
+            </w:r>
+            <w:proofErr w:type="spellStart"/>
+            <w:r>
+              <w:rPr>
+                <w:rFonts w:asciiTheme="minorHAnsi" w:eastAsia="Calibri" w:hAnsiTheme="minorHAnsi" w:cstheme="minorHAnsi"/>
+                <w:i/>
+                <w:sz w:val="24"/>
+                <w:lang w:eastAsia="en-US"/>
+              </w:rPr>
+              <w:t>yearNow</w:t>
+            </w:r>
+            <w:proofErr w:type="spellEnd"/>
+            <w:r>
+              <w:rPr>
+                <w:rFonts w:asciiTheme="minorHAnsi" w:eastAsia="Calibri" w:hAnsiTheme="minorHAnsi" w:cstheme="minorHAnsi"/>
+                <w:i/>
+                <w:sz w:val="24"/>
+                <w:lang w:eastAsia="en-US"/>
+              </w:rPr>
+              <w:t>}}</w:t>
             </w:r>
           </w:p>
           <w:p>
@@ -1865,15 +2372,37 @@
                 <w:lang w:eastAsia="en-US"/>
               </w:rPr>
             </w:pPr>
-            <w:r>
-              <w:rPr>
-                <w:rFonts w:asciiTheme="minorHAnsi" w:eastAsia="Calibri" w:hAnsiTheme="minorHAnsi" w:cstheme="minorHAnsi"/>
-                <w:b/>
-                <w:sz w:val="24"/>
-                <w:lang w:eastAsia="en-US"/>
-              </w:rPr>
-              <w:t>Người lập</w:t>
-            </w:r>
+            <w:proofErr w:type="spellStart"/>
+            <w:r>
+              <w:rPr>
+                <w:rFonts w:asciiTheme="minorHAnsi" w:eastAsia="Calibri" w:hAnsiTheme="minorHAnsi" w:cstheme="minorHAnsi"/>
+                <w:b/>
+                <w:sz w:val="24"/>
+                <w:lang w:eastAsia="en-US"/>
+              </w:rPr>
+              <w:t>Người</w:t>
+            </w:r>
+            <w:proofErr w:type="spellEnd"/>
+            <w:r>
+              <w:rPr>
+                <w:rFonts w:asciiTheme="minorHAnsi" w:eastAsia="Calibri" w:hAnsiTheme="minorHAnsi" w:cstheme="minorHAnsi"/>
+                <w:b/>
+                <w:sz w:val="24"/>
+                <w:lang w:eastAsia="en-US"/>
+              </w:rPr>
+              <w:t xml:space="preserve"> </w:t>
+            </w:r>
+            <w:proofErr w:type="spellStart"/>
+            <w:r>
+              <w:rPr>
+                <w:rFonts w:asciiTheme="minorHAnsi" w:eastAsia="Calibri" w:hAnsiTheme="minorHAnsi" w:cstheme="minorHAnsi"/>
+                <w:b/>
+                <w:sz w:val="24"/>
+                <w:lang w:eastAsia="en-US"/>
+              </w:rPr>
+              <w:t>lập</w:t>
+            </w:r>
+            <w:proofErr w:type="spellEnd"/>
           </w:p>
           <w:p>
             <w:pPr>
@@ -1894,7 +2423,27 @@
                 <w:sz w:val="24"/>
                 <w:lang w:eastAsia="en-US"/>
               </w:rPr>
-              <w:t>{{preparerName}}</w:t>
+              <w:t>{{</w:t>
+            </w:r>
+            <w:proofErr w:type="spellStart"/>
+            <w:r>
+              <w:rPr>
+                <w:rFonts w:asciiTheme="minorHAnsi" w:eastAsia="Calibri" w:hAnsiTheme="minorHAnsi" w:cstheme="minorHAnsi"/>
+                <w:b/>
+                <w:sz w:val="24"/>
+                <w:lang w:eastAsia="en-US"/>
+              </w:rPr>
+              <w:t>preparerName</w:t>
+            </w:r>
+            <w:proofErr w:type="spellEnd"/>
+            <w:r>
+              <w:rPr>
+                <w:rFonts w:asciiTheme="minorHAnsi" w:eastAsia="Calibri" w:hAnsiTheme="minorHAnsi" w:cstheme="minorHAnsi"/>
+                <w:b/>
+                <w:sz w:val="24"/>
+                <w:lang w:eastAsia="en-US"/>
+              </w:rPr>
+              <w:t>}}</w:t>
             </w:r>
           </w:p>
         </w:tc>
@@ -2086,6 +2635,7 @@
                 <w:sz w:val="24"/>
               </w:rPr>
             </w:pPr>
+            <w:proofErr w:type="spellStart"/>
             <w:r>
               <w:rPr>
                 <w:rFonts w:asciiTheme="minorHAnsi" w:hAnsiTheme="minorHAnsi" w:cstheme="minorHAnsi"/>
@@ -2095,6 +2645,7 @@
               </w:rPr>
               <w:t>Ngày</w:t>
             </w:r>
+            <w:proofErr w:type="spellEnd"/>
           </w:p>
         </w:tc>
         <w:tc>
@@ -2114,6 +2665,7 @@
                 <w:sz w:val="24"/>
               </w:rPr>
             </w:pPr>
+            <w:proofErr w:type="spellStart"/>
             <w:r>
               <w:rPr>
                 <w:rFonts w:asciiTheme="minorHAnsi" w:hAnsiTheme="minorHAnsi" w:cstheme="minorHAnsi"/>
@@ -2121,8 +2673,49 @@
                 <w:bCs/>
                 <w:sz w:val="24"/>
               </w:rPr>
-              <w:t>Lần sửa đổi</w:t>
-            </w:r>
+              <w:t>Lần</w:t>
+            </w:r>
+            <w:proofErr w:type="spellEnd"/>
+            <w:r>
+              <w:rPr>
+                <w:rFonts w:asciiTheme="minorHAnsi" w:hAnsiTheme="minorHAnsi" w:cstheme="minorHAnsi"/>
+                <w:b/>
+                <w:bCs/>
+                <w:sz w:val="24"/>
+              </w:rPr>
+              <w:t xml:space="preserve"> </w:t>
+            </w:r>
+            <w:proofErr w:type="spellStart"/>
+            <w:r>
+              <w:rPr>
+                <w:rFonts w:asciiTheme="minorHAnsi" w:hAnsiTheme="minorHAnsi" w:cstheme="minorHAnsi"/>
+                <w:b/>
+                <w:bCs/>
+                <w:sz w:val="24"/>
+              </w:rPr>
+              <w:t>sửa</w:t>
+            </w:r>
+            <w:proofErr w:type="spellEnd"/>
+            <w:r>
+              <w:rPr>
+                <w:rFonts w:asciiTheme="minorHAnsi" w:hAnsiTheme="minorHAnsi" w:cstheme="minorHAnsi"/>
+                <w:b/>
+                <w:bCs/>
+                <w:sz w:val="24"/>
+              </w:rPr>
+              <w:t xml:space="preserve"> </w:t>
+            </w:r>
+            <w:proofErr w:type="spellStart"/>
+            <w:r>
+              <w:rPr>
+                <w:rFonts w:asciiTheme="minorHAnsi" w:hAnsiTheme="minorHAnsi" w:cstheme="minorHAnsi"/>
+                <w:b/>
+                <w:bCs/>
+                <w:sz w:val="24"/>
+              </w:rPr>
+              <w:t>đổi</w:t>
+            </w:r>
+            <w:proofErr w:type="spellEnd"/>
           </w:p>
         </w:tc>
         <w:tc>
@@ -2142,6 +2735,7 @@
                 <w:sz w:val="24"/>
               </w:rPr>
             </w:pPr>
+            <w:proofErr w:type="spellStart"/>
             <w:r>
               <w:rPr>
                 <w:rFonts w:asciiTheme="minorHAnsi" w:hAnsiTheme="minorHAnsi" w:cstheme="minorHAnsi"/>
@@ -2149,8 +2743,49 @@
                 <w:bCs/>
                 <w:sz w:val="24"/>
               </w:rPr>
-              <w:t>Nội dung sửa đổi</w:t>
-            </w:r>
+              <w:t>Nội</w:t>
+            </w:r>
+            <w:proofErr w:type="spellEnd"/>
+            <w:r>
+              <w:rPr>
+                <w:rFonts w:asciiTheme="minorHAnsi" w:hAnsiTheme="minorHAnsi" w:cstheme="minorHAnsi"/>
+                <w:b/>
+                <w:bCs/>
+                <w:sz w:val="24"/>
+              </w:rPr>
+              <w:t xml:space="preserve"> dung </w:t>
+            </w:r>
+            <w:proofErr w:type="spellStart"/>
+            <w:r>
+              <w:rPr>
+                <w:rFonts w:asciiTheme="minorHAnsi" w:hAnsiTheme="minorHAnsi" w:cstheme="minorHAnsi"/>
+                <w:b/>
+                <w:bCs/>
+                <w:sz w:val="24"/>
+              </w:rPr>
+              <w:t>sửa</w:t>
+            </w:r>
+            <w:proofErr w:type="spellEnd"/>
+            <w:r>
+              <w:rPr>
+                <w:rFonts w:asciiTheme="minorHAnsi" w:hAnsiTheme="minorHAnsi" w:cstheme="minorHAnsi"/>
+                <w:b/>
+                <w:bCs/>
+                <w:sz w:val="24"/>
+              </w:rPr>
+              <w:t xml:space="preserve"> </w:t>
+            </w:r>
+            <w:proofErr w:type="spellStart"/>
+            <w:r>
+              <w:rPr>
+                <w:rFonts w:asciiTheme="minorHAnsi" w:hAnsiTheme="minorHAnsi" w:cstheme="minorHAnsi"/>
+                <w:b/>
+                <w:bCs/>
+                <w:sz w:val="24"/>
+              </w:rPr>
+              <w:t>đổi</w:t>
+            </w:r>
+            <w:proofErr w:type="spellEnd"/>
           </w:p>
         </w:tc>
         <w:tc>
@@ -2170,6 +2805,7 @@
                 <w:sz w:val="24"/>
               </w:rPr>
             </w:pPr>
+            <w:proofErr w:type="spellStart"/>
             <w:r>
               <w:rPr>
                 <w:rFonts w:asciiTheme="minorHAnsi" w:hAnsiTheme="minorHAnsi" w:cstheme="minorHAnsi"/>
@@ -2177,8 +2813,49 @@
                 <w:bCs/>
                 <w:sz w:val="24"/>
               </w:rPr>
-              <w:t>Người sửa đổi</w:t>
-            </w:r>
+              <w:t>Người</w:t>
+            </w:r>
+            <w:proofErr w:type="spellEnd"/>
+            <w:r>
+              <w:rPr>
+                <w:rFonts w:asciiTheme="minorHAnsi" w:hAnsiTheme="minorHAnsi" w:cstheme="minorHAnsi"/>
+                <w:b/>
+                <w:bCs/>
+                <w:sz w:val="24"/>
+              </w:rPr>
+              <w:t xml:space="preserve"> </w:t>
+            </w:r>
+            <w:proofErr w:type="spellStart"/>
+            <w:r>
+              <w:rPr>
+                <w:rFonts w:asciiTheme="minorHAnsi" w:hAnsiTheme="minorHAnsi" w:cstheme="minorHAnsi"/>
+                <w:b/>
+                <w:bCs/>
+                <w:sz w:val="24"/>
+              </w:rPr>
+              <w:t>sửa</w:t>
+            </w:r>
+            <w:proofErr w:type="spellEnd"/>
+            <w:r>
+              <w:rPr>
+                <w:rFonts w:asciiTheme="minorHAnsi" w:hAnsiTheme="minorHAnsi" w:cstheme="minorHAnsi"/>
+                <w:b/>
+                <w:bCs/>
+                <w:sz w:val="24"/>
+              </w:rPr>
+              <w:t xml:space="preserve"> </w:t>
+            </w:r>
+            <w:proofErr w:type="spellStart"/>
+            <w:r>
+              <w:rPr>
+                <w:rFonts w:asciiTheme="minorHAnsi" w:hAnsiTheme="minorHAnsi" w:cstheme="minorHAnsi"/>
+                <w:b/>
+                <w:bCs/>
+                <w:sz w:val="24"/>
+              </w:rPr>
+              <w:t>đổi</w:t>
+            </w:r>
+            <w:proofErr w:type="spellEnd"/>
           </w:p>
         </w:tc>
         <w:tc>
@@ -2205,8 +2882,39 @@
                 <w:bCs/>
                 <w:sz w:val="24"/>
               </w:rPr>
-              <w:t>Lý do sửa đổi</w:t>
-            </w:r>
+              <w:t xml:space="preserve">Lý do </w:t>
+            </w:r>
+            <w:proofErr w:type="spellStart"/>
+            <w:r>
+              <w:rPr>
+                <w:rFonts w:asciiTheme="minorHAnsi" w:hAnsiTheme="minorHAnsi" w:cstheme="minorHAnsi"/>
+                <w:b/>
+                <w:bCs/>
+                <w:sz w:val="24"/>
+              </w:rPr>
+              <w:t>sửa</w:t>
+            </w:r>
+            <w:proofErr w:type="spellEnd"/>
+            <w:r>
+              <w:rPr>
+                <w:rFonts w:asciiTheme="minorHAnsi" w:hAnsiTheme="minorHAnsi" w:cstheme="minorHAnsi"/>
+                <w:b/>
+                <w:bCs/>
+                <w:sz w:val="24"/>
+              </w:rPr>
+              <w:t xml:space="preserve"> </w:t>
+            </w:r>
+            <w:proofErr w:type="spellStart"/>
+            <w:r>
+              <w:rPr>
+                <w:rFonts w:asciiTheme="minorHAnsi" w:hAnsiTheme="minorHAnsi" w:cstheme="minorHAnsi"/>
+                <w:b/>
+                <w:bCs/>
+                <w:sz w:val="24"/>
+              </w:rPr>
+              <w:t>đổi</w:t>
+            </w:r>
+            <w:proofErr w:type="spellEnd"/>
           </w:p>
         </w:tc>
       </w:tr>
@@ -2265,6 +2973,7 @@
                 <w:sz w:val="24"/>
               </w:rPr>
             </w:pPr>
+            <w:proofErr w:type="spellStart"/>
             <w:r>
               <w:rPr>
                 <w:rFonts w:asciiTheme="minorHAnsi" w:hAnsiTheme="minorHAnsi" w:cstheme="minorHAnsi"/>
@@ -2272,8 +2981,29 @@
                 <w:bCs/>
                 <w:sz w:val="24"/>
               </w:rPr>
-              <w:t>Vị trí</w:t>
-            </w:r>
+              <w:t>Vị</w:t>
+            </w:r>
+            <w:proofErr w:type="spellEnd"/>
+            <w:r>
+              <w:rPr>
+                <w:rFonts w:asciiTheme="minorHAnsi" w:hAnsiTheme="minorHAnsi" w:cstheme="minorHAnsi"/>
+                <w:b/>
+                <w:bCs/>
+                <w:sz w:val="24"/>
+              </w:rPr>
+              <w:t xml:space="preserve"> </w:t>
+            </w:r>
+            <w:proofErr w:type="spellStart"/>
+            <w:r>
+              <w:rPr>
+                <w:rFonts w:asciiTheme="minorHAnsi" w:hAnsiTheme="minorHAnsi" w:cstheme="minorHAnsi"/>
+                <w:b/>
+                <w:bCs/>
+                <w:sz w:val="24"/>
+              </w:rPr>
+              <w:t>trí</w:t>
+            </w:r>
+            <w:proofErr w:type="spellEnd"/>
           </w:p>
         </w:tc>
         <w:tc>
@@ -2292,6 +3022,7 @@
                 <w:sz w:val="24"/>
               </w:rPr>
             </w:pPr>
+            <w:proofErr w:type="spellStart"/>
             <w:r>
               <w:rPr>
                 <w:rFonts w:asciiTheme="minorHAnsi" w:hAnsiTheme="minorHAnsi" w:cstheme="minorHAnsi"/>
@@ -2299,8 +3030,29 @@
                 <w:bCs/>
                 <w:sz w:val="24"/>
               </w:rPr>
-              <w:t>Mô tả</w:t>
-            </w:r>
+              <w:t>Mô</w:t>
+            </w:r>
+            <w:proofErr w:type="spellEnd"/>
+            <w:r>
+              <w:rPr>
+                <w:rFonts w:asciiTheme="minorHAnsi" w:hAnsiTheme="minorHAnsi" w:cstheme="minorHAnsi"/>
+                <w:b/>
+                <w:bCs/>
+                <w:sz w:val="24"/>
+              </w:rPr>
+              <w:t xml:space="preserve"> </w:t>
+            </w:r>
+            <w:proofErr w:type="spellStart"/>
+            <w:r>
+              <w:rPr>
+                <w:rFonts w:asciiTheme="minorHAnsi" w:hAnsiTheme="minorHAnsi" w:cstheme="minorHAnsi"/>
+                <w:b/>
+                <w:bCs/>
+                <w:sz w:val="24"/>
+              </w:rPr>
+              <w:t>tả</w:t>
+            </w:r>
+            <w:proofErr w:type="spellEnd"/>
           </w:p>
         </w:tc>
         <w:tc>
@@ -2438,8 +3190,49 @@
                 <w:rFonts w:asciiTheme="minorHAnsi" w:hAnsiTheme="minorHAnsi" w:cstheme="minorHAnsi"/>
                 <w:sz w:val="24"/>
               </w:rPr>
-              <w:t>Ban hành lần đầu</w:t>
-            </w:r>
+              <w:t xml:space="preserve">Ban </w:t>
+            </w:r>
+            <w:proofErr w:type="spellStart"/>
+            <w:r>
+              <w:rPr>
+                <w:rFonts w:asciiTheme="minorHAnsi" w:hAnsiTheme="minorHAnsi" w:cstheme="minorHAnsi"/>
+                <w:sz w:val="24"/>
+              </w:rPr>
+              <w:t>hành</w:t>
+            </w:r>
+            <w:proofErr w:type="spellEnd"/>
+            <w:r>
+              <w:rPr>
+                <w:rFonts w:asciiTheme="minorHAnsi" w:hAnsiTheme="minorHAnsi" w:cstheme="minorHAnsi"/>
+                <w:sz w:val="24"/>
+              </w:rPr>
+              <w:t xml:space="preserve"> </w:t>
+            </w:r>
+            <w:proofErr w:type="spellStart"/>
+            <w:r>
+              <w:rPr>
+                <w:rFonts w:asciiTheme="minorHAnsi" w:hAnsiTheme="minorHAnsi" w:cstheme="minorHAnsi"/>
+                <w:sz w:val="24"/>
+              </w:rPr>
+              <w:t>lần</w:t>
+            </w:r>
+            <w:proofErr w:type="spellEnd"/>
+            <w:r>
+              <w:rPr>
+                <w:rFonts w:asciiTheme="minorHAnsi" w:hAnsiTheme="minorHAnsi" w:cstheme="minorHAnsi"/>
+                <w:sz w:val="24"/>
+              </w:rPr>
+              <w:t xml:space="preserve"> </w:t>
+            </w:r>
+            <w:proofErr w:type="spellStart"/>
+            <w:r>
+              <w:rPr>
+                <w:rFonts w:asciiTheme="minorHAnsi" w:hAnsiTheme="minorHAnsi" w:cstheme="minorHAnsi"/>
+                <w:sz w:val="24"/>
+              </w:rPr>
+              <w:t>đầu</w:t>
+            </w:r>
+            <w:proofErr w:type="spellEnd"/>
           </w:p>
         </w:tc>
         <w:tc>
@@ -2461,8 +3254,33 @@
                 <w:rFonts w:asciiTheme="minorHAnsi" w:hAnsiTheme="minorHAnsi" w:cstheme="minorHAnsi"/>
                 <w:sz w:val="24"/>
               </w:rPr>
-              <w:t>Võ Thị Bão Bão</w:t>
-            </w:r>
+              <w:t xml:space="preserve">Võ </w:t>
+            </w:r>
+            <w:proofErr w:type="spellStart"/>
+            <w:r>
+              <w:rPr>
+                <w:rFonts w:asciiTheme="minorHAnsi" w:hAnsiTheme="minorHAnsi" w:cstheme="minorHAnsi"/>
+                <w:sz w:val="24"/>
+              </w:rPr>
+              <w:t>Thị</w:t>
+            </w:r>
+            <w:proofErr w:type="spellEnd"/>
+            <w:r>
+              <w:rPr>
+                <w:rFonts w:asciiTheme="minorHAnsi" w:hAnsiTheme="minorHAnsi" w:cstheme="minorHAnsi"/>
+                <w:sz w:val="24"/>
+              </w:rPr>
+              <w:t xml:space="preserve"> Bão </w:t>
+            </w:r>
+            <w:proofErr w:type="spellStart"/>
+            <w:r>
+              <w:rPr>
+                <w:rFonts w:asciiTheme="minorHAnsi" w:hAnsiTheme="minorHAnsi" w:cstheme="minorHAnsi"/>
+                <w:sz w:val="24"/>
+              </w:rPr>
+              <w:t>Bão</w:t>
+            </w:r>
+            <w:proofErr w:type="spellEnd"/>
           </w:p>
         </w:tc>
         <w:tc>
@@ -2574,13 +3392,41 @@
               <w:szCs w:val="22"/>
             </w:rPr>
           </w:pPr>
+          <w:proofErr w:type="spellStart"/>
           <w:r>
             <w:rPr>
               <w:rFonts w:ascii="Times New Roman" w:hAnsi="Times New Roman"/>
               <w:b/>
               <w:szCs w:val="22"/>
             </w:rPr>
-            <w:t xml:space="preserve">Mã số: </w:t>
+            <w:t>Mã</w:t>
+          </w:r>
+          <w:proofErr w:type="spellEnd"/>
+          <w:r>
+            <w:rPr>
+              <w:rFonts w:ascii="Times New Roman" w:hAnsi="Times New Roman"/>
+              <w:b/>
+              <w:szCs w:val="22"/>
+            </w:rPr>
+            <w:t xml:space="preserve"> </w:t>
+          </w:r>
+          <w:proofErr w:type="spellStart"/>
+          <w:r>
+            <w:rPr>
+              <w:rFonts w:ascii="Times New Roman" w:hAnsi="Times New Roman"/>
+              <w:b/>
+              <w:szCs w:val="22"/>
+            </w:rPr>
+            <w:t>số</w:t>
+          </w:r>
+          <w:proofErr w:type="spellEnd"/>
+          <w:r>
+            <w:rPr>
+              <w:rFonts w:ascii="Times New Roman" w:hAnsi="Times New Roman"/>
+              <w:b/>
+              <w:szCs w:val="22"/>
+            </w:rPr>
+            <w:t xml:space="preserve">: </w:t>
           </w:r>
         </w:p>
       </w:tc>
@@ -2600,13 +3446,41 @@
               <w:szCs w:val="22"/>
             </w:rPr>
           </w:pPr>
+          <w:proofErr w:type="spellStart"/>
           <w:r>
             <w:rPr>
               <w:rFonts w:ascii="Times New Roman" w:hAnsi="Times New Roman"/>
               <w:b/>
               <w:szCs w:val="22"/>
             </w:rPr>
-            <w:t>Lần ban hành: 03</w:t>
+            <w:t>Lần</w:t>
+          </w:r>
+          <w:proofErr w:type="spellEnd"/>
+          <w:r>
+            <w:rPr>
+              <w:rFonts w:ascii="Times New Roman" w:hAnsi="Times New Roman"/>
+              <w:b/>
+              <w:szCs w:val="22"/>
+            </w:rPr>
+            <w:t xml:space="preserve"> ban </w:t>
+          </w:r>
+          <w:proofErr w:type="spellStart"/>
+          <w:r>
+            <w:rPr>
+              <w:rFonts w:ascii="Times New Roman" w:hAnsi="Times New Roman"/>
+              <w:b/>
+              <w:szCs w:val="22"/>
+            </w:rPr>
+            <w:t>hành</w:t>
+          </w:r>
+          <w:proofErr w:type="spellEnd"/>
+          <w:r>
+            <w:rPr>
+              <w:rFonts w:ascii="Times New Roman" w:hAnsi="Times New Roman"/>
+              <w:b/>
+              <w:szCs w:val="22"/>
+            </w:rPr>
+            <w:t>: 03</w:t>
           </w:r>
         </w:p>
       </w:tc>
@@ -2626,13 +3500,59 @@
               <w:szCs w:val="22"/>
             </w:rPr>
           </w:pPr>
+          <w:proofErr w:type="spellStart"/>
           <w:r>
             <w:rPr>
               <w:rFonts w:ascii="Times New Roman" w:hAnsi="Times New Roman"/>
               <w:b/>
               <w:szCs w:val="22"/>
             </w:rPr>
-            <w:t xml:space="preserve">Ngày hiệu lực: </w:t>
+            <w:t>Ngày</w:t>
+          </w:r>
+          <w:proofErr w:type="spellEnd"/>
+          <w:r>
+            <w:rPr>
+              <w:rFonts w:ascii="Times New Roman" w:hAnsi="Times New Roman"/>
+              <w:b/>
+              <w:szCs w:val="22"/>
+            </w:rPr>
+            <w:t xml:space="preserve"> </w:t>
+          </w:r>
+          <w:proofErr w:type="spellStart"/>
+          <w:r>
+            <w:rPr>
+              <w:rFonts w:ascii="Times New Roman" w:hAnsi="Times New Roman"/>
+              <w:b/>
+              <w:szCs w:val="22"/>
+            </w:rPr>
+            <w:t>hiệu</w:t>
+          </w:r>
+          <w:proofErr w:type="spellEnd"/>
+          <w:r>
+            <w:rPr>
+              <w:rFonts w:ascii="Times New Roman" w:hAnsi="Times New Roman"/>
+              <w:b/>
+              <w:szCs w:val="22"/>
+            </w:rPr>
+            <w:t xml:space="preserve"> </w:t>
+          </w:r>
+          <w:proofErr w:type="spellStart"/>
+          <w:r>
+            <w:rPr>
+              <w:rFonts w:ascii="Times New Roman" w:hAnsi="Times New Roman"/>
+              <w:b/>
+              <w:szCs w:val="22"/>
+            </w:rPr>
+            <w:t>lực</w:t>
+          </w:r>
+          <w:proofErr w:type="spellEnd"/>
+          <w:r>
+            <w:rPr>
+              <w:rFonts w:ascii="Times New Roman" w:hAnsi="Times New Roman"/>
+              <w:b/>
+              <w:szCs w:val="22"/>
+            </w:rPr>
+            <w:t xml:space="preserve">: </w:t>
           </w:r>
           <w:r>
             <w:rPr>
@@ -3010,22 +3930,52 @@
               <w:sz w:val="24"/>
             </w:rPr>
           </w:pPr>
+          <w:proofErr w:type="spellStart"/>
           <w:r>
             <w:rPr>
               <w:rFonts w:asciiTheme="majorHAnsi" w:hAnsiTheme="majorHAnsi" w:cstheme="majorHAnsi"/>
               <w:color w:val="000000"/>
               <w:sz w:val="24"/>
             </w:rPr>
-            <w:t xml:space="preserve">Mã </w:t>
+            <w:t>Mã</w:t>
           </w:r>
+          <w:proofErr w:type="spellEnd"/>
           <w:r>
             <w:rPr>
               <w:rFonts w:asciiTheme="majorHAnsi" w:hAnsiTheme="majorHAnsi" w:cstheme="majorHAnsi"/>
               <w:color w:val="000000"/>
               <w:sz w:val="24"/>
             </w:rPr>
-            <w:t>tài liệu</w:t>
+            <w:t xml:space="preserve"> </w:t>
           </w:r>
+          <w:proofErr w:type="spellStart"/>
+          <w:r>
+            <w:rPr>
+              <w:rFonts w:asciiTheme="majorHAnsi" w:hAnsiTheme="majorHAnsi" w:cstheme="majorHAnsi"/>
+              <w:color w:val="000000"/>
+              <w:sz w:val="24"/>
+            </w:rPr>
+            <w:t>tài</w:t>
+          </w:r>
+          <w:proofErr w:type="spellEnd"/>
+          <w:r>
+            <w:rPr>
+              <w:rFonts w:asciiTheme="majorHAnsi" w:hAnsiTheme="majorHAnsi" w:cstheme="majorHAnsi"/>
+              <w:color w:val="000000"/>
+              <w:sz w:val="24"/>
+            </w:rPr>
+            <w:t xml:space="preserve"> </w:t>
+          </w:r>
+          <w:proofErr w:type="spellStart"/>
+          <w:r>
+            <w:rPr>
+              <w:rFonts w:asciiTheme="majorHAnsi" w:hAnsiTheme="majorHAnsi" w:cstheme="majorHAnsi"/>
+              <w:color w:val="000000"/>
+              <w:sz w:val="24"/>
+            </w:rPr>
+            <w:t>liệu</w:t>
+          </w:r>
+          <w:proofErr w:type="spellEnd"/>
           <w:r>
             <w:rPr>
               <w:rFonts w:asciiTheme="majorHAnsi" w:hAnsiTheme="majorHAnsi" w:cstheme="majorHAnsi"/>
@@ -3180,13 +4130,59 @@
               <w:sz w:val="24"/>
             </w:rPr>
           </w:pPr>
+          <w:proofErr w:type="spellStart"/>
           <w:r>
             <w:rPr>
               <w:rFonts w:asciiTheme="majorHAnsi" w:hAnsiTheme="majorHAnsi" w:cstheme="majorHAnsi"/>
               <w:color w:val="000000"/>
               <w:sz w:val="24"/>
             </w:rPr>
-            <w:t>Lần soát xét: 01</w:t>
+            <w:t>Lần</w:t>
+          </w:r>
+          <w:proofErr w:type="spellEnd"/>
+          <w:r>
+            <w:rPr>
+              <w:rFonts w:asciiTheme="majorHAnsi" w:hAnsiTheme="majorHAnsi" w:cstheme="majorHAnsi"/>
+              <w:color w:val="000000"/>
+              <w:sz w:val="24"/>
+            </w:rPr>
+            <w:t xml:space="preserve"> </w:t>
+          </w:r>
+          <w:proofErr w:type="spellStart"/>
+          <w:r>
+            <w:rPr>
+              <w:rFonts w:asciiTheme="majorHAnsi" w:hAnsiTheme="majorHAnsi" w:cstheme="majorHAnsi"/>
+              <w:color w:val="000000"/>
+              <w:sz w:val="24"/>
+            </w:rPr>
+            <w:t>soát</w:t>
+          </w:r>
+          <w:proofErr w:type="spellEnd"/>
+          <w:r>
+            <w:rPr>
+              <w:rFonts w:asciiTheme="majorHAnsi" w:hAnsiTheme="majorHAnsi" w:cstheme="majorHAnsi"/>
+              <w:color w:val="000000"/>
+              <w:sz w:val="24"/>
+            </w:rPr>
+            <w:t xml:space="preserve"> </w:t>
+          </w:r>
+          <w:proofErr w:type="spellStart"/>
+          <w:r>
+            <w:rPr>
+              <w:rFonts w:asciiTheme="majorHAnsi" w:hAnsiTheme="majorHAnsi" w:cstheme="majorHAnsi"/>
+              <w:color w:val="000000"/>
+              <w:sz w:val="24"/>
+            </w:rPr>
+            <w:t>xét</w:t>
+          </w:r>
+          <w:proofErr w:type="spellEnd"/>
+          <w:r>
+            <w:rPr>
+              <w:rFonts w:asciiTheme="majorHAnsi" w:hAnsiTheme="majorHAnsi" w:cstheme="majorHAnsi"/>
+              <w:color w:val="000000"/>
+              <w:sz w:val="24"/>
+            </w:rPr>
+            <w:t>: 01</w:t>
           </w:r>
         </w:p>
       </w:tc>
@@ -3265,12 +4261,37 @@
               <w:sz w:val="24"/>
             </w:rPr>
           </w:pPr>
+          <w:proofErr w:type="spellStart"/>
           <w:r>
             <w:rPr>
               <w:rFonts w:asciiTheme="majorHAnsi" w:hAnsiTheme="majorHAnsi" w:cstheme="majorHAnsi"/>
               <w:sz w:val="24"/>
             </w:rPr>
-            <w:t>Hiệu lực: 01/12/2025</w:t>
+            <w:t>Hiệu</w:t>
+          </w:r>
+          <w:proofErr w:type="spellEnd"/>
+          <w:r>
+            <w:rPr>
+              <w:rFonts w:asciiTheme="majorHAnsi" w:hAnsiTheme="majorHAnsi" w:cstheme="majorHAnsi"/>
+              <w:sz w:val="24"/>
+            </w:rPr>
+            <w:t xml:space="preserve"> </w:t>
+          </w:r>
+          <w:proofErr w:type="spellStart"/>
+          <w:r>
+            <w:rPr>
+              <w:rFonts w:asciiTheme="majorHAnsi" w:hAnsiTheme="majorHAnsi" w:cstheme="majorHAnsi"/>
+              <w:sz w:val="24"/>
+            </w:rPr>
+            <w:t>lực</w:t>
+          </w:r>
+          <w:proofErr w:type="spellEnd"/>
+          <w:r>
+            <w:rPr>
+              <w:rFonts w:asciiTheme="majorHAnsi" w:hAnsiTheme="majorHAnsi" w:cstheme="majorHAnsi"/>
+              <w:sz w:val="24"/>
+            </w:rPr>
+            <w:t>: 01/12/2025</w:t>
           </w:r>
         </w:p>
       </w:tc>
@@ -3349,12 +4370,37 @@
               <w:sz w:val="24"/>
             </w:rPr>
           </w:pPr>
+          <w:proofErr w:type="spellStart"/>
           <w:r>
             <w:rPr>
               <w:rFonts w:asciiTheme="majorHAnsi" w:hAnsiTheme="majorHAnsi" w:cstheme="majorHAnsi"/>
               <w:sz w:val="24"/>
             </w:rPr>
-            <w:t xml:space="preserve">Số trang: </w:t>
+            <w:t>Số</w:t>
+          </w:r>
+          <w:proofErr w:type="spellEnd"/>
+          <w:r>
+            <w:rPr>
+              <w:rFonts w:asciiTheme="majorHAnsi" w:hAnsiTheme="majorHAnsi" w:cstheme="majorHAnsi"/>
+              <w:sz w:val="24"/>
+            </w:rPr>
+            <w:t xml:space="preserve"> </w:t>
+          </w:r>
+          <w:proofErr w:type="spellStart"/>
+          <w:r>
+            <w:rPr>
+              <w:rFonts w:asciiTheme="majorHAnsi" w:hAnsiTheme="majorHAnsi" w:cstheme="majorHAnsi"/>
+              <w:sz w:val="24"/>
+            </w:rPr>
+            <w:t>trang</w:t>
+          </w:r>
+          <w:proofErr w:type="spellEnd"/>
+          <w:r>
+            <w:rPr>
+              <w:rFonts w:asciiTheme="majorHAnsi" w:hAnsiTheme="majorHAnsi" w:cstheme="majorHAnsi"/>
+              <w:sz w:val="24"/>
+            </w:rPr>
+            <w:t xml:space="preserve">: </w:t>
           </w:r>
           <w:r>
             <w:rPr>
